--- a/document_templates/Contracts/particular/contract_particular.docx
+++ b/document_templates/Contracts/particular/contract_particular.docx
@@ -3454,8 +3454,6 @@
         </w:rPr>
         <w:t>.2 En cas d’impayé sur ce présent crédit, les pénalités inscrites sur nos conditions de banque affichées dans nos agences seront appliquées.</w:t>
       </w:r>
-      <w:bookmarkStart w:id="9" w:name="_GoBack"/>
-      <w:bookmarkEnd w:id="9"/>
     </w:p>
     <w:p>
       <w:pPr>
@@ -5091,7 +5089,9 @@
           <w:szCs w:val="24"/>
         </w:rPr>
       </w:pPr>
-      <w:r>
+    </w:p>
+    <w:p>
+      <w:pPr>
         <w:rPr>
           <w:rFonts w:hint="default" w:ascii="Times New Roman" w:hAnsi="Times New Roman" w:cs="Times New Roman"/>
           <w:bCs/>
@@ -5099,8 +5099,7 @@
           <w:sz w:val="24"/>
           <w:szCs w:val="24"/>
         </w:rPr>
-        <w:t xml:space="preserve">Head Crédit                                                           </w:t>
-      </w:r>
+      </w:pPr>
       <w:r>
         <w:rPr>
           <w:rFonts w:hint="default" w:ascii="Times New Roman" w:hAnsi="Times New Roman" w:cs="Times New Roman"/>
@@ -5108,10 +5107,22 @@
           <w:iCs/>
           <w:sz w:val="24"/>
           <w:szCs w:val="24"/>
-          <w:lang w:val="en-US"/>
-        </w:rPr>
-        <w:t xml:space="preserve">                   </w:t>
-      </w:r>
+        </w:rPr>
+        <w:t xml:space="preserve">Responsable du Département Crédit                                   </w:t>
+      </w:r>
+      <w:r>
+        <w:rPr>
+          <w:rFonts w:hint="default" w:ascii="Times New Roman" w:hAnsi="Times New Roman" w:cs="Times New Roman"/>
+          <w:bCs/>
+          <w:iCs/>
+          <w:sz w:val="24"/>
+          <w:szCs w:val="24"/>
+          <w:lang w:val="fr-FR"/>
+        </w:rPr>
+        <w:t xml:space="preserve">      </w:t>
+      </w:r>
+      <w:bookmarkStart w:id="9" w:name="_GoBack"/>
+      <w:bookmarkEnd w:id="9"/>
       <w:r>
         <w:rPr>
           <w:rFonts w:hint="default" w:ascii="Times New Roman" w:hAnsi="Times New Roman" w:cs="Times New Roman"/>

--- a/document_templates/Contracts/particular/contract_particular.docx
+++ b/document_templates/Contracts/particular/contract_particular.docx
@@ -256,8 +256,10 @@
           <w:sz w:val="24"/>
           <w:szCs w:val="24"/>
         </w:rPr>
-        <w:t>, Head Crédit</w:t>
-      </w:r>
+        <w:t>, Responsable du Département Crédit</w:t>
+      </w:r>
+      <w:bookmarkStart w:id="9" w:name="_GoBack"/>
+      <w:bookmarkEnd w:id="9"/>
       <w:r>
         <w:rPr>
           <w:rFonts w:hint="default" w:ascii="Times New Roman" w:hAnsi="Times New Roman" w:cs="Times New Roman"/>
@@ -5121,8 +5123,6 @@
         </w:rPr>
         <w:t xml:space="preserve">      </w:t>
       </w:r>
-      <w:bookmarkStart w:id="9" w:name="_GoBack"/>
-      <w:bookmarkEnd w:id="9"/>
       <w:r>
         <w:rPr>
           <w:rFonts w:hint="default" w:ascii="Times New Roman" w:hAnsi="Times New Roman" w:cs="Times New Roman"/>
